--- a/downloads/rooms/domains.docx
+++ b/downloads/rooms/domains.docx
@@ -152,6 +152,283 @@
           <w:t>Profile</w:t>
         </w:r>
       </w:hyperlink>
+    </w:p>
+    <w:p>
+      <w:pPr>
+        <w:pStyle w:val="Heading1"/>
+      </w:pPr>
+      <w:r>
+        <w:t>Sources and go deeper</w:t>
+      </w:r>
+    </w:p>
+    <w:p>
+      <w:r>
+        <w:t>Last checked 2026-10. A line marked confirm did not open, so it is not linked.</w:t>
+      </w:r>
+    </w:p>
+    <w:p>
+      <w:pPr>
+        <w:pStyle w:val="ListBullet"/>
+      </w:pPr>
+      <w:hyperlink r:id="rId12">
+        <w:r>
+          <w:rPr>
+            <w:color w:val="1D4ED8"/>
+          </w:rPr>
+          <w:t>IIBA KnowledgeHub, including the BABOK Guide contents</w:t>
+        </w:r>
+      </w:hyperlink>
+      <w:r>
+        <w:t xml:space="preserve"> (standard, last checked 2026-10)</w:t>
+      </w:r>
+    </w:p>
+    <w:p>
+      <w:pPr>
+        <w:pStyle w:val="ListBullet"/>
+      </w:pPr>
+      <w:r>
+        <w:t>BABOK Guide article on the IIBA knowledge hub (standard, confirm, last checked 2026-10)</w:t>
+      </w:r>
+    </w:p>
+    <w:p>
+      <w:pPr>
+        <w:pStyle w:val="ListBullet"/>
+      </w:pPr>
+      <w:hyperlink r:id="rId13">
+        <w:r>
+          <w:rPr>
+            <w:color w:val="1D4ED8"/>
+          </w:rPr>
+          <w:t>IIBA home</w:t>
+        </w:r>
+      </w:hyperlink>
+      <w:r>
+        <w:t xml:space="preserve"> (official, last checked 2026-10)</w:t>
+      </w:r>
+    </w:p>
+    <w:p>
+      <w:pPr>
+        <w:pStyle w:val="ListBullet"/>
+      </w:pPr>
+      <w:hyperlink r:id="rId14">
+        <w:r>
+          <w:rPr>
+            <w:color w:val="1D4ED8"/>
+          </w:rPr>
+          <w:t>Manifesto for Agile Software Development</w:t>
+        </w:r>
+      </w:hyperlink>
+      <w:r>
+        <w:t xml:space="preserve"> (standard, last checked 2026-10)</w:t>
+      </w:r>
+    </w:p>
+    <w:p>
+      <w:pPr>
+        <w:pStyle w:val="ListBullet"/>
+      </w:pPr>
+      <w:hyperlink r:id="rId15">
+        <w:r>
+          <w:rPr>
+            <w:color w:val="1D4ED8"/>
+          </w:rPr>
+          <w:t>Principles behind the Agile Manifesto</w:t>
+        </w:r>
+      </w:hyperlink>
+      <w:r>
+        <w:t xml:space="preserve"> (standard, last checked 2026-10)</w:t>
+      </w:r>
+    </w:p>
+    <w:p>
+      <w:pPr>
+        <w:pStyle w:val="ListBullet"/>
+      </w:pPr>
+      <w:hyperlink r:id="rId16">
+        <w:r>
+          <w:rPr>
+            <w:color w:val="1D4ED8"/>
+          </w:rPr>
+          <w:t>OMG, about BPMN 2.0</w:t>
+        </w:r>
+      </w:hyperlink>
+      <w:r>
+        <w:t xml:space="preserve"> (standard, last checked 2026-10)</w:t>
+      </w:r>
+    </w:p>
+    <w:p>
+      <w:pPr>
+        <w:pStyle w:val="ListBullet"/>
+      </w:pPr>
+      <w:hyperlink r:id="rId17">
+        <w:r>
+          <w:rPr>
+            <w:color w:val="1D4ED8"/>
+          </w:rPr>
+          <w:t>BPMN 2.0 specification PDF</w:t>
+        </w:r>
+      </w:hyperlink>
+      <w:r>
+        <w:t xml:space="preserve"> (standard, last checked 2026-10)</w:t>
+      </w:r>
+    </w:p>
+    <w:p>
+      <w:pPr>
+        <w:pStyle w:val="ListBullet"/>
+      </w:pPr>
+      <w:hyperlink r:id="rId18">
+        <w:r>
+          <w:rPr>
+            <w:color w:val="1D4ED8"/>
+          </w:rPr>
+          <w:t>OMG, about BPMN 2.0.2</w:t>
+        </w:r>
+      </w:hyperlink>
+      <w:r>
+        <w:t xml:space="preserve"> (standard, last checked 2026-10)</w:t>
+      </w:r>
+    </w:p>
+    <w:p>
+      <w:pPr>
+        <w:pStyle w:val="ListBullet"/>
+      </w:pPr>
+      <w:hyperlink r:id="rId19">
+        <w:r>
+          <w:rPr>
+            <w:color w:val="1D4ED8"/>
+          </w:rPr>
+          <w:t>OMG, about UML 2.5.1</w:t>
+        </w:r>
+      </w:hyperlink>
+      <w:r>
+        <w:t xml:space="preserve"> (standard, last checked 2026-10)</w:t>
+      </w:r>
+    </w:p>
+    <w:p>
+      <w:pPr>
+        <w:pStyle w:val="ListBullet"/>
+      </w:pPr>
+      <w:hyperlink r:id="rId20">
+        <w:r>
+          <w:rPr>
+            <w:color w:val="1D4ED8"/>
+          </w:rPr>
+          <w:t>UML 2.5.1 specification PDF</w:t>
+        </w:r>
+      </w:hyperlink>
+      <w:r>
+        <w:t xml:space="preserve"> (standard, last checked 2026-10)</w:t>
+      </w:r>
+    </w:p>
+    <w:p>
+      <w:pPr>
+        <w:pStyle w:val="ListBullet"/>
+      </w:pPr>
+      <w:hyperlink r:id="rId21">
+        <w:r>
+          <w:rPr>
+            <w:color w:val="1D4ED8"/>
+          </w:rPr>
+          <w:t>IIBA membership</w:t>
+        </w:r>
+      </w:hyperlink>
+      <w:r>
+        <w:t xml:space="preserve"> (community, last checked 2026-10)</w:t>
+      </w:r>
+    </w:p>
+    <w:p>
+      <w:pPr>
+        <w:pStyle w:val="ListBullet"/>
+      </w:pPr>
+      <w:hyperlink r:id="rId22">
+        <w:r>
+          <w:rPr>
+            <w:color w:val="1D4ED8"/>
+          </w:rPr>
+          <w:t>OMG managed communities</w:t>
+        </w:r>
+      </w:hyperlink>
+      <w:r>
+        <w:t xml:space="preserve"> (community, last checked 2026-10)</w:t>
+      </w:r>
+    </w:p>
+    <w:p>
+      <w:pPr>
+        <w:pStyle w:val="ListBullet"/>
+      </w:pPr>
+      <w:hyperlink r:id="rId23">
+        <w:r>
+          <w:rPr>
+            <w:color w:val="1D4ED8"/>
+          </w:rPr>
+          <w:t>HL7 FHIR overview</w:t>
+        </w:r>
+      </w:hyperlink>
+      <w:r>
+        <w:t xml:space="preserve"> (standard, last checked 2026-10)</w:t>
+      </w:r>
+    </w:p>
+    <w:p>
+      <w:pPr>
+        <w:pStyle w:val="ListBullet"/>
+      </w:pPr>
+      <w:hyperlink r:id="rId24">
+        <w:r>
+          <w:rPr>
+            <w:color w:val="1D4ED8"/>
+          </w:rPr>
+          <w:t>HL7 FHIR index</w:t>
+        </w:r>
+      </w:hyperlink>
+      <w:r>
+        <w:t xml:space="preserve"> (official, last checked 2026-10)</w:t>
+      </w:r>
+    </w:p>
+    <w:p>
+      <w:pPr>
+        <w:pStyle w:val="ListBullet"/>
+      </w:pPr>
+      <w:hyperlink r:id="rId25">
+        <w:r>
+          <w:rPr>
+            <w:color w:val="1D4ED8"/>
+          </w:rPr>
+          <w:t>Salesforce CRM</w:t>
+        </w:r>
+      </w:hyperlink>
+      <w:r>
+        <w:t xml:space="preserve"> (official, last checked 2026-10)</w:t>
+      </w:r>
+    </w:p>
+    <w:p>
+      <w:pPr>
+        <w:pStyle w:val="ListBullet"/>
+      </w:pPr>
+      <w:hyperlink r:id="rId26">
+        <w:r>
+          <w:rPr>
+            <w:color w:val="1D4ED8"/>
+          </w:rPr>
+          <w:t>IRS, independent contractor defined</w:t>
+        </w:r>
+      </w:hyperlink>
+      <w:r>
+        <w:t xml:space="preserve"> (official, last checked 2026-10)</w:t>
+      </w:r>
+    </w:p>
+    <w:p>
+      <w:pPr>
+        <w:pStyle w:val="ListBullet"/>
+      </w:pPr>
+      <w:hyperlink r:id="rId27">
+        <w:r>
+          <w:rPr>
+            <w:color w:val="1D4ED8"/>
+          </w:rPr>
+          <w:t>WCAG 2.2 recommendation</w:t>
+        </w:r>
+      </w:hyperlink>
+      <w:r>
+        <w:t xml:space="preserve"> (standard, last checked 2026-10)</w:t>
+      </w:r>
     </w:p>
     <w:sectPr>
       <w:pgSz w:w="12240" w:h="15840"/>

--- a/downloads/rooms/domains.docx
+++ b/downloads/rooms/domains.docx
@@ -84,7 +84,7 @@
         <w:pStyle w:val="ListBullet"/>
       </w:pPr>
       <w:r>
-        <w:t>Contact center and CCaaS. A contact-center analyst looks at why people contact, which channel they use, how work is queued, and how quality is reviewed. Specify the data a agent or a person needs at the start of the conversation. Vendor product claims stay out unless a page was opened.</w:t>
+        <w:t>Contact center and CCaaS. A contact-center analyst looks at why people contact, which channel they use, how work is queued, and how quality is reviewed. Specify the data an agent or a person needs at the start of the conversation. The Connect Customer feature overview, opened in October 2026, lists voice, chat and SMS, web and video calling, tasks, and email. The journey, metric, and migration rooms expand that lens. Vendor claims stay out unless a page was opened.</w:t>
       </w:r>
     </w:p>
     <w:p>
@@ -118,7 +118,7 @@
     </w:p>
     <w:p>
       <w:r>
-        <w:t>Independent, free, learning-only student project. Respects every company and vendor. Trademarks belong to their owners. Not affiliated or endorsed. Concerns are removed or corrected promptly via the contact form at https://cyphermonkeylabs.com/#contact. Nothing is sold. Happy to volunteer for any organization.</w:t>
+        <w:t>Independent, free, learning-only student project. Respects every company and vendor. Trademarks belong to their owners. Not affiliated or endorsed. Names in the contact-center rooms are citations of pages opened in October 2026, not endorsements. Concerns are removed or corrected promptly via the contact form at https://cyphermonkeylabs.com/#contact. Nothing is sold. Happy to volunteer for any organization.</w:t>
       </w:r>
     </w:p>
     <w:p>
@@ -428,6 +428,22 @@
       </w:hyperlink>
       <w:r>
         <w:t xml:space="preserve"> (standard, last checked 2026-10)</w:t>
+      </w:r>
+    </w:p>
+    <w:p>
+      <w:pPr>
+        <w:pStyle w:val="ListBullet"/>
+      </w:pPr>
+      <w:hyperlink r:id="rId28">
+        <w:r>
+          <w:rPr>
+            <w:color w:val="1D4ED8"/>
+          </w:rPr>
+          <w:t>Connect Customer feature overview</w:t>
+        </w:r>
+      </w:hyperlink>
+      <w:r>
+        <w:t xml:space="preserve"> (official, last checked 2026-10)</w:t>
       </w:r>
     </w:p>
     <w:sectPr>
